--- a/00-首页/题组Word/第一轮习题集/化学原理/气体与溶液习题集-学生版-打印版.docx
+++ b/00-首页/题组Word/第一轮习题集/化学原理/气体与溶液习题集-学生版-打印版.docx
@@ -791,7 +791,7 @@
           </m:e>
           <m:sup>
             <m:r>
-              <m:t>​</m:t>
+              <m:t xml:space="preserve"> </m:t>
             </m:r>
           </m:sup>
         </m:sSup>
@@ -1144,7 +1144,7 @@
           </m:e>
           <m:sup>
             <m:r>
-              <m:t>​</m:t>
+              <m:t xml:space="preserve"> </m:t>
             </m:r>
           </m:sup>
         </m:sSup>
@@ -1559,7 +1559,7 @@
           </m:e>
           <m:sup>
             <m:r>
-              <m:t>​</m:t>
+              <m:t xml:space="preserve"> </m:t>
             </m:r>
           </m:sup>
         </m:sSup>
@@ -1767,7 +1767,7 @@
           </m:e>
           <m:sup>
             <m:r>
-              <m:t>​</m:t>
+              <m:t xml:space="preserve"> </m:t>
             </m:r>
           </m:sup>
         </m:sSup>
@@ -2008,7 +2008,7 @@
           </m:e>
           <m:sup>
             <m:r>
-              <m:t>​</m:t>
+              <m:t xml:space="preserve"> </m:t>
             </m:r>
           </m:sup>
         </m:sSup>
@@ -2262,7 +2262,7 @@
           </m:e>
           <m:sup>
             <m:r>
-              <m:t>​</m:t>
+              <m:t xml:space="preserve"> </m:t>
             </m:r>
           </m:sup>
         </m:sSup>
@@ -3175,7 +3175,7 @@
           </m:e>
           <m:sup>
             <m:r>
-              <m:t>​</m:t>
+              <m:t xml:space="preserve"> </m:t>
             </m:r>
           </m:sup>
         </m:sSup>
@@ -3410,7 +3410,7 @@
           </m:e>
           <m:sup>
             <m:r>
-              <m:t>​</m:t>
+              <m:t xml:space="preserve"> </m:t>
             </m:r>
           </m:sup>
         </m:sSup>
@@ -9016,7 +9016,7 @@
           </m:e>
           <m:sup>
             <m:r>
-              <m:t>​</m:t>
+              <m:t xml:space="preserve"> </m:t>
             </m:r>
           </m:sup>
         </m:sSup>
@@ -9493,7 +9493,7 @@
         <m:sSup>
           <m:e>
             <m:r>
-              <m:t>​</m:t>
+              <m:t xml:space="preserve"> </m:t>
             </m:r>
           </m:e>
           <m:sup>
@@ -10863,7 +10863,7 @@
           </m:e>
           <m:sup>
             <m:r>
-              <m:t>​</m:t>
+              <m:t xml:space="preserve"> </m:t>
             </m:r>
           </m:sup>
         </m:sSup>
@@ -11002,7 +11002,7 @@
           </m:e>
           <m:sup>
             <m:r>
-              <m:t>​</m:t>
+              <m:t xml:space="preserve"> </m:t>
             </m:r>
           </m:sup>
         </m:sSup>
@@ -33813,12 +33813,12 @@
         <m:sSup>
           <m:e>
             <m:r>
-              <m:t>​</m:t>
+              <m:t xml:space="preserve"> </m:t>
             </m:r>
           </m:e>
           <m:sup>
             <m:r>
-              <m:t>​</m:t>
+              <m:t xml:space="preserve"> </m:t>
             </m:r>
           </m:sup>
         </m:sSup>
@@ -33877,12 +33877,12 @@
         <m:sSup>
           <m:e>
             <m:r>
-              <m:t>​</m:t>
+              <m:t xml:space="preserve"> </m:t>
             </m:r>
           </m:e>
           <m:sup>
             <m:r>
-              <m:t>​</m:t>
+              <m:t xml:space="preserve"> </m:t>
             </m:r>
           </m:sup>
         </m:sSup>
@@ -34235,12 +34235,12 @@
         <m:sSup>
           <m:e>
             <m:r>
-              <m:t>​</m:t>
+              <m:t xml:space="preserve"> </m:t>
             </m:r>
           </m:e>
           <m:sup>
             <m:r>
-              <m:t>​</m:t>
+              <m:t xml:space="preserve"> </m:t>
             </m:r>
           </m:sup>
         </m:sSup>

--- a/00-首页/题组Word/第一轮习题集/化学原理/气体与溶液习题集-学生版-打印版.docx
+++ b/00-首页/题组Word/第一轮习题集/化学原理/气体与溶液习题集-学生版-打印版.docx
@@ -68,6 +68,14 @@
         <w:tblStyle w:val="Table"/>
         <w:tblW w:type="pct" w:w="5000"/>
         <w:tblLayout w:type="fixed"/>
+        <w:tblBorders>
+          <w:top w:val="single" w:sz="12" w:space="0" w:color="000000"/>
+          <w:left w:val="none" w:sz="0" w:space="0" w:color="auto"/>
+          <w:bottom w:val="single" w:sz="12" w:space="0" w:color="000000"/>
+          <w:right w:val="none" w:sz="0" w:space="0" w:color="auto"/>
+          <w:insideH w:val="none" w:sz="0" w:space="0" w:color="auto"/>
+          <w:insideV w:val="none" w:sz="0" w:space="0" w:color="auto"/>
+        </w:tblBorders>
         <w:tblLook w:firstRow="1" w:lastRow="0" w:firstColumn="0" w:lastColumn="0" w:noHBand="0" w:noVBand="0" w:val="0020"/>
       </w:tblPr>
       <w:tblGrid>
@@ -81,7 +89,11 @@
           <w:tblHeader w:val="on"/>
         </w:trPr>
         <w:tc>
-          <w:tcPr/>
+          <w:tcPr>
+            <w:tcBorders>
+              <w:bottom w:val="single" w:sz="8" w:space="0" w:color="000000"/>
+            </w:tcBorders>
+          </w:tcPr>
           <w:p>
             <w:pPr>
               <w:pStyle w:val="Compact"/>
@@ -97,7 +109,11 @@
           </w:p>
         </w:tc>
         <w:tc>
-          <w:tcPr/>
+          <w:tcPr>
+            <w:tcBorders>
+              <w:bottom w:val="single" w:sz="8" w:space="0" w:color="000000"/>
+            </w:tcBorders>
+          </w:tcPr>
           <w:p>
             <w:pPr>
               <w:pStyle w:val="Compact"/>
@@ -113,7 +129,11 @@
           </w:p>
         </w:tc>
         <w:tc>
-          <w:tcPr/>
+          <w:tcPr>
+            <w:tcBorders>
+              <w:bottom w:val="single" w:sz="8" w:space="0" w:color="000000"/>
+            </w:tcBorders>
+          </w:tcPr>
           <w:p>
             <w:pPr>
               <w:pStyle w:val="Compact"/>
@@ -129,7 +149,11 @@
           </w:p>
         </w:tc>
         <w:tc>
-          <w:tcPr/>
+          <w:tcPr>
+            <w:tcBorders>
+              <w:bottom w:val="single" w:sz="8" w:space="0" w:color="000000"/>
+            </w:tcBorders>
+          </w:tcPr>
           <w:p>
             <w:pPr>
               <w:pStyle w:val="Compact"/>
@@ -12840,6 +12864,14 @@
       <w:tblPr>
         <w:tblStyle w:val="Table"/>
         <w:tblW w:type="auto" w:w="0"/>
+        <w:tblBorders>
+          <w:top w:val="single" w:sz="12" w:space="0" w:color="000000"/>
+          <w:left w:val="none" w:sz="0" w:space="0" w:color="auto"/>
+          <w:bottom w:val="single" w:sz="12" w:space="0" w:color="000000"/>
+          <w:right w:val="none" w:sz="0" w:space="0" w:color="auto"/>
+          <w:insideH w:val="none" w:sz="0" w:space="0" w:color="auto"/>
+          <w:insideV w:val="none" w:sz="0" w:space="0" w:color="auto"/>
+        </w:tblBorders>
         <w:tblLook w:firstRow="1" w:lastRow="0" w:firstColumn="0" w:lastColumn="0" w:noHBand="0" w:noVBand="0" w:val="0020"/>
       </w:tblPr>
       <w:tblGrid>
@@ -12852,7 +12884,11 @@
           <w:tblHeader w:val="on"/>
         </w:trPr>
         <w:tc>
-          <w:tcPr/>
+          <w:tcPr>
+            <w:tcBorders>
+              <w:bottom w:val="single" w:sz="8" w:space="0" w:color="000000"/>
+            </w:tcBorders>
+          </w:tcPr>
           <w:p>
             <w:pPr>
               <w:pStyle w:val="Compact"/>
@@ -12873,7 +12909,11 @@
           </w:p>
         </w:tc>
         <w:tc>
-          <w:tcPr/>
+          <w:tcPr>
+            <w:tcBorders>
+              <w:bottom w:val="single" w:sz="8" w:space="0" w:color="000000"/>
+            </w:tcBorders>
+          </w:tcPr>
           <w:p>
             <w:pPr>
               <w:pStyle w:val="Compact"/>
@@ -12889,7 +12929,11 @@
           </w:p>
         </w:tc>
         <w:tc>
-          <w:tcPr/>
+          <w:tcPr>
+            <w:tcBorders>
+              <w:bottom w:val="single" w:sz="8" w:space="0" w:color="000000"/>
+            </w:tcBorders>
+          </w:tcPr>
           <w:p>
             <w:pPr>
               <w:pStyle w:val="Compact"/>
@@ -14948,6 +14992,14 @@
       <w:tblPr>
         <w:tblStyle w:val="Table"/>
         <w:tblW w:type="auto" w:w="0"/>
+        <w:tblBorders>
+          <w:top w:val="single" w:sz="12" w:space="0" w:color="000000"/>
+          <w:left w:val="none" w:sz="0" w:space="0" w:color="auto"/>
+          <w:bottom w:val="single" w:sz="12" w:space="0" w:color="000000"/>
+          <w:right w:val="none" w:sz="0" w:space="0" w:color="auto"/>
+          <w:insideH w:val="none" w:sz="0" w:space="0" w:color="auto"/>
+          <w:insideV w:val="none" w:sz="0" w:space="0" w:color="auto"/>
+        </w:tblBorders>
         <w:tblLook w:firstRow="1" w:lastRow="0" w:firstColumn="0" w:lastColumn="0" w:noHBand="0" w:noVBand="0" w:val="0020"/>
       </w:tblPr>
       <w:tblGrid>
@@ -14961,7 +15013,11 @@
           <w:tblHeader w:val="on"/>
         </w:trPr>
         <w:tc>
-          <w:tcPr/>
+          <w:tcPr>
+            <w:tcBorders>
+              <w:bottom w:val="single" w:sz="8" w:space="0" w:color="000000"/>
+            </w:tcBorders>
+          </w:tcPr>
           <w:p>
             <w:pPr>
               <w:pStyle w:val="Compact"/>
@@ -15015,7 +15071,11 @@
           </w:p>
         </w:tc>
         <w:tc>
-          <w:tcPr/>
+          <w:tcPr>
+            <w:tcBorders>
+              <w:bottom w:val="single" w:sz="8" w:space="0" w:color="000000"/>
+            </w:tcBorders>
+          </w:tcPr>
           <w:p>
             <w:pPr>
               <w:pStyle w:val="Compact"/>
@@ -15031,7 +15091,11 @@
           </w:p>
         </w:tc>
         <w:tc>
-          <w:tcPr/>
+          <w:tcPr>
+            <w:tcBorders>
+              <w:bottom w:val="single" w:sz="8" w:space="0" w:color="000000"/>
+            </w:tcBorders>
+          </w:tcPr>
           <w:p>
             <w:pPr>
               <w:pStyle w:val="Compact"/>
@@ -15047,7 +15111,11 @@
           </w:p>
         </w:tc>
         <w:tc>
-          <w:tcPr/>
+          <w:tcPr>
+            <w:tcBorders>
+              <w:bottom w:val="single" w:sz="8" w:space="0" w:color="000000"/>
+            </w:tcBorders>
+          </w:tcPr>
           <w:p>
             <w:pPr>
               <w:pStyle w:val="Compact"/>
@@ -15449,6 +15517,14 @@
       <w:tblPr>
         <w:tblStyle w:val="Table"/>
         <w:tblW w:type="auto" w:w="0"/>
+        <w:tblBorders>
+          <w:top w:val="single" w:sz="12" w:space="0" w:color="000000"/>
+          <w:left w:val="none" w:sz="0" w:space="0" w:color="auto"/>
+          <w:bottom w:val="single" w:sz="12" w:space="0" w:color="000000"/>
+          <w:right w:val="none" w:sz="0" w:space="0" w:color="auto"/>
+          <w:insideH w:val="none" w:sz="0" w:space="0" w:color="auto"/>
+          <w:insideV w:val="none" w:sz="0" w:space="0" w:color="auto"/>
+        </w:tblBorders>
         <w:tblLook w:firstRow="1" w:lastRow="0" w:firstColumn="0" w:lastColumn="0" w:noHBand="0" w:noVBand="0" w:val="0020"/>
       </w:tblPr>
       <w:tblGrid>
@@ -15463,7 +15539,11 @@
           <w:tblHeader w:val="on"/>
         </w:trPr>
         <w:tc>
-          <w:tcPr/>
+          <w:tcPr>
+            <w:tcBorders>
+              <w:bottom w:val="single" w:sz="8" w:space="0" w:color="000000"/>
+            </w:tcBorders>
+          </w:tcPr>
           <w:p>
             <w:pPr>
               <w:pStyle w:val="Compact"/>
@@ -15472,7 +15552,11 @@
           </w:p>
         </w:tc>
         <w:tc>
-          <w:tcPr/>
+          <w:tcPr>
+            <w:tcBorders>
+              <w:bottom w:val="single" w:sz="8" w:space="0" w:color="000000"/>
+            </w:tcBorders>
+          </w:tcPr>
           <w:p>
             <w:pPr>
               <w:pStyle w:val="Compact"/>
@@ -15496,7 +15580,11 @@
           </w:p>
         </w:tc>
         <w:tc>
-          <w:tcPr/>
+          <w:tcPr>
+            <w:tcBorders>
+              <w:bottom w:val="single" w:sz="8" w:space="0" w:color="000000"/>
+            </w:tcBorders>
+          </w:tcPr>
           <w:p>
             <w:pPr>
               <w:pStyle w:val="Compact"/>
@@ -15520,7 +15608,11 @@
           </w:p>
         </w:tc>
         <w:tc>
-          <w:tcPr/>
+          <w:tcPr>
+            <w:tcBorders>
+              <w:bottom w:val="single" w:sz="8" w:space="0" w:color="000000"/>
+            </w:tcBorders>
+          </w:tcPr>
           <w:p>
             <w:pPr>
               <w:pStyle w:val="Compact"/>
@@ -15536,7 +15628,11 @@
           </w:p>
         </w:tc>
         <w:tc>
-          <w:tcPr/>
+          <w:tcPr>
+            <w:tcBorders>
+              <w:bottom w:val="single" w:sz="8" w:space="0" w:color="000000"/>
+            </w:tcBorders>
+          </w:tcPr>
           <w:p>
             <w:pPr>
               <w:pStyle w:val="Compact"/>
@@ -18606,6 +18702,14 @@
       <w:tblPr>
         <w:tblStyle w:val="Table"/>
         <w:tblW w:type="auto" w:w="0"/>
+        <w:tblBorders>
+          <w:top w:val="single" w:sz="12" w:space="0" w:color="000000"/>
+          <w:left w:val="none" w:sz="0" w:space="0" w:color="auto"/>
+          <w:bottom w:val="single" w:sz="12" w:space="0" w:color="000000"/>
+          <w:right w:val="none" w:sz="0" w:space="0" w:color="auto"/>
+          <w:insideH w:val="none" w:sz="0" w:space="0" w:color="auto"/>
+          <w:insideV w:val="none" w:sz="0" w:space="0" w:color="auto"/>
+        </w:tblBorders>
         <w:tblLook w:firstRow="1" w:lastRow="0" w:firstColumn="0" w:lastColumn="0" w:noHBand="0" w:noVBand="0" w:val="0020"/>
       </w:tblPr>
       <w:tblGrid>
@@ -18619,7 +18723,11 @@
           <w:tblHeader w:val="on"/>
         </w:trPr>
         <w:tc>
-          <w:tcPr/>
+          <w:tcPr>
+            <w:tcBorders>
+              <w:bottom w:val="single" w:sz="8" w:space="0" w:color="000000"/>
+            </w:tcBorders>
+          </w:tcPr>
           <w:p>
             <w:pPr>
               <w:pStyle w:val="Compact"/>
@@ -18640,7 +18748,11 @@
           </w:p>
         </w:tc>
         <w:tc>
-          <w:tcPr/>
+          <w:tcPr>
+            <w:tcBorders>
+              <w:bottom w:val="single" w:sz="8" w:space="0" w:color="000000"/>
+            </w:tcBorders>
+          </w:tcPr>
           <w:p>
             <w:pPr>
               <w:pStyle w:val="Compact"/>
@@ -18656,7 +18768,11 @@
           </w:p>
         </w:tc>
         <w:tc>
-          <w:tcPr/>
+          <w:tcPr>
+            <w:tcBorders>
+              <w:bottom w:val="single" w:sz="8" w:space="0" w:color="000000"/>
+            </w:tcBorders>
+          </w:tcPr>
           <w:p>
             <w:pPr>
               <w:pStyle w:val="Compact"/>
@@ -18672,7 +18788,11 @@
           </w:p>
         </w:tc>
         <w:tc>
-          <w:tcPr/>
+          <w:tcPr>
+            <w:tcBorders>
+              <w:bottom w:val="single" w:sz="8" w:space="0" w:color="000000"/>
+            </w:tcBorders>
+          </w:tcPr>
           <w:p>
             <w:pPr>
               <w:pStyle w:val="Compact"/>
@@ -22522,6 +22642,14 @@
       <w:tblPr>
         <w:tblStyle w:val="Table"/>
         <w:tblW w:type="auto" w:w="0"/>
+        <w:tblBorders>
+          <w:top w:val="single" w:sz="12" w:space="0" w:color="000000"/>
+          <w:left w:val="none" w:sz="0" w:space="0" w:color="auto"/>
+          <w:bottom w:val="single" w:sz="12" w:space="0" w:color="000000"/>
+          <w:right w:val="none" w:sz="0" w:space="0" w:color="auto"/>
+          <w:insideH w:val="none" w:sz="0" w:space="0" w:color="auto"/>
+          <w:insideV w:val="none" w:sz="0" w:space="0" w:color="auto"/>
+        </w:tblBorders>
         <w:tblLook w:firstRow="1" w:lastRow="0" w:firstColumn="0" w:lastColumn="0" w:noHBand="0" w:noVBand="0" w:val="0020"/>
       </w:tblPr>
       <w:tblGrid>
@@ -22533,7 +22661,11 @@
           <w:tblHeader w:val="on"/>
         </w:trPr>
         <w:tc>
-          <w:tcPr/>
+          <w:tcPr>
+            <w:tcBorders>
+              <w:bottom w:val="single" w:sz="8" w:space="0" w:color="000000"/>
+            </w:tcBorders>
+          </w:tcPr>
           <w:p>
             <w:pPr>
               <w:pStyle w:val="Compact"/>
@@ -22578,7 +22710,11 @@
           </w:p>
         </w:tc>
         <w:tc>
-          <w:tcPr/>
+          <w:tcPr>
+            <w:tcBorders>
+              <w:bottom w:val="single" w:sz="8" w:space="0" w:color="000000"/>
+            </w:tcBorders>
+          </w:tcPr>
           <w:p>
             <w:pPr>
               <w:pStyle w:val="Compact"/>
@@ -27552,6 +27688,14 @@
       <w:tblPr>
         <w:tblStyle w:val="Table"/>
         <w:tblW w:type="auto" w:w="0"/>
+        <w:tblBorders>
+          <w:top w:val="single" w:sz="12" w:space="0" w:color="000000"/>
+          <w:left w:val="none" w:sz="0" w:space="0" w:color="auto"/>
+          <w:bottom w:val="single" w:sz="12" w:space="0" w:color="000000"/>
+          <w:right w:val="none" w:sz="0" w:space="0" w:color="auto"/>
+          <w:insideH w:val="none" w:sz="0" w:space="0" w:color="auto"/>
+          <w:insideV w:val="none" w:sz="0" w:space="0" w:color="auto"/>
+        </w:tblBorders>
         <w:tblLook w:firstRow="1" w:lastRow="0" w:firstColumn="0" w:lastColumn="0" w:noHBand="0" w:noVBand="0" w:val="0020"/>
       </w:tblPr>
       <w:tblGrid>
@@ -27567,7 +27711,11 @@
           <w:tblHeader w:val="on"/>
         </w:trPr>
         <w:tc>
-          <w:tcPr/>
+          <w:tcPr>
+            <w:tcBorders>
+              <w:bottom w:val="single" w:sz="8" w:space="0" w:color="000000"/>
+            </w:tcBorders>
+          </w:tcPr>
           <w:p>
             <w:pPr>
               <w:pStyle w:val="Compact"/>
@@ -27616,7 +27764,11 @@
           </w:p>
         </w:tc>
         <w:tc>
-          <w:tcPr/>
+          <w:tcPr>
+            <w:tcBorders>
+              <w:bottom w:val="single" w:sz="8" w:space="0" w:color="000000"/>
+            </w:tcBorders>
+          </w:tcPr>
           <w:p>
             <w:pPr>
               <w:pStyle w:val="Compact"/>
@@ -27632,7 +27784,11 @@
           </w:p>
         </w:tc>
         <w:tc>
-          <w:tcPr/>
+          <w:tcPr>
+            <w:tcBorders>
+              <w:bottom w:val="single" w:sz="8" w:space="0" w:color="000000"/>
+            </w:tcBorders>
+          </w:tcPr>
           <w:p>
             <w:pPr>
               <w:pStyle w:val="Compact"/>
@@ -27648,7 +27804,11 @@
           </w:p>
         </w:tc>
         <w:tc>
-          <w:tcPr/>
+          <w:tcPr>
+            <w:tcBorders>
+              <w:bottom w:val="single" w:sz="8" w:space="0" w:color="000000"/>
+            </w:tcBorders>
+          </w:tcPr>
           <w:p>
             <w:pPr>
               <w:pStyle w:val="Compact"/>
@@ -27664,7 +27824,11 @@
           </w:p>
         </w:tc>
         <w:tc>
-          <w:tcPr/>
+          <w:tcPr>
+            <w:tcBorders>
+              <w:bottom w:val="single" w:sz="8" w:space="0" w:color="000000"/>
+            </w:tcBorders>
+          </w:tcPr>
           <w:p>
             <w:pPr>
               <w:pStyle w:val="Compact"/>
@@ -27680,7 +27844,11 @@
           </w:p>
         </w:tc>
         <w:tc>
-          <w:tcPr/>
+          <w:tcPr>
+            <w:tcBorders>
+              <w:bottom w:val="single" w:sz="8" w:space="0" w:color="000000"/>
+            </w:tcBorders>
+          </w:tcPr>
           <w:p>
             <w:pPr>
               <w:pStyle w:val="Compact"/>
@@ -32447,6 +32615,14 @@
         <w:tblStyle w:val="Table"/>
         <w:tblW w:type="pct" w:w="5000"/>
         <w:tblLayout w:type="fixed"/>
+        <w:tblBorders>
+          <w:top w:val="single" w:sz="12" w:space="0" w:color="000000"/>
+          <w:left w:val="none" w:sz="0" w:space="0" w:color="auto"/>
+          <w:bottom w:val="single" w:sz="12" w:space="0" w:color="000000"/>
+          <w:right w:val="none" w:sz="0" w:space="0" w:color="auto"/>
+          <w:insideH w:val="none" w:sz="0" w:space="0" w:color="auto"/>
+          <w:insideV w:val="none" w:sz="0" w:space="0" w:color="auto"/>
+        </w:tblBorders>
         <w:tblLook w:firstRow="1" w:lastRow="0" w:firstColumn="0" w:lastColumn="0" w:noHBand="0" w:noVBand="0" w:val="0020"/>
       </w:tblPr>
       <w:tblGrid>
@@ -32466,7 +32642,11 @@
           <w:tblHeader w:val="on"/>
         </w:trPr>
         <w:tc>
-          <w:tcPr/>
+          <w:tcPr>
+            <w:tcBorders>
+              <w:bottom w:val="single" w:sz="8" w:space="0" w:color="000000"/>
+            </w:tcBorders>
+          </w:tcPr>
           <w:p>
             <w:pPr>
               <w:pStyle w:val="Compact"/>
@@ -32482,7 +32662,11 @@
           </w:p>
         </w:tc>
         <w:tc>
-          <w:tcPr/>
+          <w:tcPr>
+            <w:tcBorders>
+              <w:bottom w:val="single" w:sz="8" w:space="0" w:color="000000"/>
+            </w:tcBorders>
+          </w:tcPr>
           <w:p>
             <w:pPr>
               <w:pStyle w:val="Compact"/>
@@ -32498,7 +32682,11 @@
           </w:p>
         </w:tc>
         <w:tc>
-          <w:tcPr/>
+          <w:tcPr>
+            <w:tcBorders>
+              <w:bottom w:val="single" w:sz="8" w:space="0" w:color="000000"/>
+            </w:tcBorders>
+          </w:tcPr>
           <w:p>
             <w:pPr>
               <w:pStyle w:val="Compact"/>
@@ -32514,7 +32702,11 @@
           </w:p>
         </w:tc>
         <w:tc>
-          <w:tcPr/>
+          <w:tcPr>
+            <w:tcBorders>
+              <w:bottom w:val="single" w:sz="8" w:space="0" w:color="000000"/>
+            </w:tcBorders>
+          </w:tcPr>
           <w:p>
             <w:pPr>
               <w:pStyle w:val="Compact"/>
@@ -32530,7 +32722,11 @@
           </w:p>
         </w:tc>
         <w:tc>
-          <w:tcPr/>
+          <w:tcPr>
+            <w:tcBorders>
+              <w:bottom w:val="single" w:sz="8" w:space="0" w:color="000000"/>
+            </w:tcBorders>
+          </w:tcPr>
           <w:p>
             <w:pPr>
               <w:pStyle w:val="Compact"/>
@@ -32546,7 +32742,11 @@
           </w:p>
         </w:tc>
         <w:tc>
-          <w:tcPr/>
+          <w:tcPr>
+            <w:tcBorders>
+              <w:bottom w:val="single" w:sz="8" w:space="0" w:color="000000"/>
+            </w:tcBorders>
+          </w:tcPr>
           <w:p>
             <w:pPr>
               <w:pStyle w:val="Compact"/>
@@ -32562,7 +32762,11 @@
           </w:p>
         </w:tc>
         <w:tc>
-          <w:tcPr/>
+          <w:tcPr>
+            <w:tcBorders>
+              <w:bottom w:val="single" w:sz="8" w:space="0" w:color="000000"/>
+            </w:tcBorders>
+          </w:tcPr>
           <w:p>
             <w:pPr>
               <w:pStyle w:val="Compact"/>
@@ -32578,7 +32782,11 @@
           </w:p>
         </w:tc>
         <w:tc>
-          <w:tcPr/>
+          <w:tcPr>
+            <w:tcBorders>
+              <w:bottom w:val="single" w:sz="8" w:space="0" w:color="000000"/>
+            </w:tcBorders>
+          </w:tcPr>
           <w:p>
             <w:pPr>
               <w:pStyle w:val="Compact"/>
@@ -32594,7 +32802,11 @@
           </w:p>
         </w:tc>
         <w:tc>
-          <w:tcPr/>
+          <w:tcPr>
+            <w:tcBorders>
+              <w:bottom w:val="single" w:sz="8" w:space="0" w:color="000000"/>
+            </w:tcBorders>
+          </w:tcPr>
           <w:p>
             <w:pPr>
               <w:pStyle w:val="Compact"/>
@@ -32610,7 +32822,11 @@
           </w:p>
         </w:tc>
         <w:tc>
-          <w:tcPr/>
+          <w:tcPr>
+            <w:tcBorders>
+              <w:bottom w:val="single" w:sz="8" w:space="0" w:color="000000"/>
+            </w:tcBorders>
+          </w:tcPr>
           <w:p>
             <w:pPr>
               <w:pStyle w:val="Compact"/>
@@ -34806,7 +35022,6 @@
     <w:bookmarkEnd w:id="80"/>
     <w:bookmarkEnd w:id="81"/>
     <w:sectPr>
-      <w:headerReference w:type="default" r:id="rId10"/>
       <w:footerReference w:type="default" r:id="rId9"/>
       <w:footnotePr>
         <w:numRestart w:val="eachSect"/>
@@ -34833,16 +35048,6 @@
       <w:rPr>
         <w:rFonts w:ascii="Times New Roman" w:hAnsi="Times New Roman" w:eastAsia="Times New Roman" w:cs="Times New Roman"/>
         <w:b w:val="0"/>
-        <w:color w:val="000000"/>
-        <w:sz w:val="20"/>
-      </w:rPr>
-      <w:t xml:space="preserve">第 </w:t>
-    </w:r>
-    <w:r>
-      <w:rPr>
-        <w:rFonts w:ascii="Times New Roman" w:hAnsi="Times New Roman" w:eastAsia="Times New Roman" w:cs="Times New Roman"/>
-        <w:b w:val="0"/>
-        <w:color w:val="000000"/>
         <w:sz w:val="20"/>
       </w:rPr>
       <w:fldChar w:fldCharType="begin"/>
@@ -34851,7 +35056,6 @@
       <w:rPr>
         <w:rFonts w:ascii="Times New Roman" w:hAnsi="Times New Roman" w:eastAsia="Times New Roman" w:cs="Times New Roman"/>
         <w:b w:val="0"/>
-        <w:color w:val="000000"/>
         <w:sz w:val="20"/>
       </w:rPr>
       <w:instrText xml:space="preserve"> PAGE </w:instrText>
@@ -34860,91 +35064,9 @@
       <w:rPr>
         <w:rFonts w:ascii="Times New Roman" w:hAnsi="Times New Roman" w:eastAsia="Times New Roman" w:cs="Times New Roman"/>
         <w:b w:val="0"/>
-        <w:color w:val="000000"/>
-        <w:sz w:val="20"/>
-      </w:rPr>
-      <w:fldChar w:fldCharType="separate"/>
-    </w:r>
-    <w:r>
-      <w:rPr>
-        <w:rFonts w:ascii="Times New Roman" w:hAnsi="Times New Roman" w:eastAsia="Times New Roman" w:cs="Times New Roman"/>
-        <w:b w:val="0"/>
-        <w:color w:val="000000"/>
-        <w:sz w:val="20"/>
-      </w:rPr>
-      <w:t>1</w:t>
-    </w:r>
-    <w:r>
-      <w:rPr>
-        <w:rFonts w:ascii="Times New Roman" w:hAnsi="Times New Roman" w:eastAsia="Times New Roman" w:cs="Times New Roman"/>
-        <w:b w:val="0"/>
-        <w:color w:val="000000"/>
         <w:sz w:val="20"/>
       </w:rPr>
       <w:fldChar w:fldCharType="end"/>
-    </w:r>
-    <w:r>
-      <w:rPr>
-        <w:rFonts w:ascii="Times New Roman" w:hAnsi="Times New Roman" w:eastAsia="Times New Roman" w:cs="Times New Roman"/>
-        <w:b w:val="0"/>
-        <w:color w:val="000000"/>
-        <w:sz w:val="20"/>
-      </w:rPr>
-      <w:t xml:space="preserve"> 页 / 共 </w:t>
-    </w:r>
-    <w:r>
-      <w:rPr>
-        <w:rFonts w:ascii="Times New Roman" w:hAnsi="Times New Roman" w:eastAsia="Times New Roman" w:cs="Times New Roman"/>
-        <w:b w:val="0"/>
-        <w:color w:val="000000"/>
-        <w:sz w:val="20"/>
-      </w:rPr>
-      <w:fldChar w:fldCharType="begin"/>
-    </w:r>
-    <w:r>
-      <w:rPr>
-        <w:rFonts w:ascii="Times New Roman" w:hAnsi="Times New Roman" w:eastAsia="Times New Roman" w:cs="Times New Roman"/>
-        <w:b w:val="0"/>
-        <w:color w:val="000000"/>
-        <w:sz w:val="20"/>
-      </w:rPr>
-      <w:instrText xml:space="preserve"> NUMPAGES </w:instrText>
-    </w:r>
-    <w:r>
-      <w:rPr>
-        <w:rFonts w:ascii="Times New Roman" w:hAnsi="Times New Roman" w:eastAsia="Times New Roman" w:cs="Times New Roman"/>
-        <w:b w:val="0"/>
-        <w:color w:val="000000"/>
-        <w:sz w:val="20"/>
-      </w:rPr>
-      <w:fldChar w:fldCharType="separate"/>
-    </w:r>
-    <w:r>
-      <w:rPr>
-        <w:rFonts w:ascii="Times New Roman" w:hAnsi="Times New Roman" w:eastAsia="Times New Roman" w:cs="Times New Roman"/>
-        <w:b w:val="0"/>
-        <w:color w:val="000000"/>
-        <w:sz w:val="20"/>
-      </w:rPr>
-      <w:t>1</w:t>
-    </w:r>
-    <w:r>
-      <w:rPr>
-        <w:rFonts w:ascii="Times New Roman" w:hAnsi="Times New Roman" w:eastAsia="Times New Roman" w:cs="Times New Roman"/>
-        <w:b w:val="0"/>
-        <w:color w:val="000000"/>
-        <w:sz w:val="20"/>
-      </w:rPr>
-      <w:fldChar w:fldCharType="end"/>
-    </w:r>
-    <w:r>
-      <w:rPr>
-        <w:rFonts w:ascii="Times New Roman" w:hAnsi="Times New Roman" w:eastAsia="Times New Roman" w:cs="Times New Roman"/>
-        <w:b w:val="0"/>
-        <w:color w:val="000000"/>
-        <w:sz w:val="20"/>
-      </w:rPr>
-      <w:t xml:space="preserve"> 页</w:t>
     </w:r>
   </w:p>
 </w:ftr>
@@ -34967,28 +35089,6 @@
     </w:p>
   </w:footnote>
 </w:footnotes>
-</file>
-
-<file path=word/header1.xml><?xml version="1.0" encoding="utf-8"?>
-<w:hdr xmlns:m="http://schemas.openxmlformats.org/officeDocument/2006/math" xmlns:mc="http://schemas.openxmlformats.org/markup-compatibility/2006" xmlns:mo="http://schemas.microsoft.com/office/mac/office/2008/main" xmlns:mv="urn:schemas-microsoft-com:mac:vml" xmlns:o="urn:schemas-microsoft-com:office:office" xmlns:r="http://schemas.openxmlformats.org/officeDocument/2006/relationships" xmlns:v="urn:schemas-microsoft-com:vml" xmlns:w10="urn:schemas-microsoft-com:office:word" xmlns:w14="http://schemas.microsoft.com/office/word/2010/wordml" xmlns:w="http://schemas.openxmlformats.org/wordprocessingml/2006/main" xmlns:wne="http://schemas.microsoft.com/office/word/2006/wordml" xmlns:wp14="http://schemas.microsoft.com/office/word/2010/wordprocessingDrawing" xmlns:wp="http://schemas.openxmlformats.org/drawingml/2006/wordprocessingDrawing" xmlns:wpc="http://schemas.microsoft.com/office/word/2010/wordprocessingCanvas" xmlns:wpg="http://schemas.microsoft.com/office/word/2010/wordprocessingGroup" xmlns:wpi="http://schemas.microsoft.com/office/word/2010/wordprocessingInk" xmlns:wps="http://schemas.microsoft.com/office/word/2010/wordprocessingShape" mc:Ignorable="w14 wp14">
-  <w:p>
-    <w:pPr>
-      <w:jc w:val="right"/>
-      <w:pBdr>
-        <w:bottom w:val="single" w:sz="4" w:space="2" w:color="000000"/>
-      </w:pBdr>
-    </w:pPr>
-    <w:r>
-      <w:rPr>
-        <w:rFonts w:ascii="Times New Roman" w:hAnsi="Times New Roman" w:eastAsia="Times New Roman" w:cs="Times New Roman"/>
-        <w:b w:val="0"/>
-        <w:color w:val="000000"/>
-        <w:sz w:val="18"/>
-      </w:rPr>
-      <w:t xml:space="preserve">第一轮化学原理·气体与溶液 习题集</w:t>
-    </w:r>
-  </w:p>
-</w:hdr>
 </file>
 
 <file path=word/numbering.xml><?xml version="1.0" encoding="utf-8"?>
